--- a/resources/templates/oficios/reconocimiento.docx
+++ b/resources/templates/oficios/reconocimiento.docx
@@ -423,15 +423,67 @@
       </w:tblGrid>
       <w:tr>
         <w:trPr>
-          <w:cantSplit/>
-        </w:trPr>
-        <w:trPr>
           <w:trHeight w:val="20"/>
         </w:trPr>
         <w:tc>
           <w:tcPr>
             <w:tcW w:w="2500" w:type="pct"/>
           </w:tcPr>
+          <w:p>
+            <w:pPr>
+              <w:jc w:val="left"/>
+              <w:rPr>
+                <w:rFonts w:ascii="Times New Roman" w:hAnsi="Times New Roman" w:cs="Times New Roman"/>
+                <w:lang w:val="es-EC"/>
+              </w:rPr>
+            </w:pPr>
+            <w:bookmarkStart w:id="0" w:name="_Hlk231843257"/>
+          </w:p>
+          <w:p>
+            <w:pPr>
+              <w:jc w:val="left"/>
+              <w:rPr>
+                <w:rFonts w:ascii="Times New Roman" w:hAnsi="Times New Roman" w:cs="Times New Roman"/>
+                <w:lang w:val="es-EC"/>
+              </w:rPr>
+            </w:pPr>
+          </w:p>
+          <w:p>
+            <w:pPr>
+              <w:jc w:val="left"/>
+              <w:rPr>
+                <w:rFonts w:ascii="Times New Roman" w:hAnsi="Times New Roman" w:cs="Times New Roman"/>
+                <w:lang w:val="es-EC"/>
+              </w:rPr>
+            </w:pPr>
+          </w:p>
+          <w:p>
+            <w:pPr>
+              <w:jc w:val="left"/>
+              <w:rPr>
+                <w:rFonts w:ascii="Times New Roman" w:hAnsi="Times New Roman" w:cs="Times New Roman"/>
+                <w:lang w:val="es-EC"/>
+              </w:rPr>
+            </w:pPr>
+          </w:p>
+          <w:p>
+            <w:pPr>
+              <w:jc w:val="left"/>
+              <w:rPr>
+                <w:rFonts w:ascii="Times New Roman" w:hAnsi="Times New Roman" w:cs="Times New Roman"/>
+                <w:lang w:val="es-EC"/>
+              </w:rPr>
+            </w:pPr>
+          </w:p>
+          <w:p>
+            <w:pPr>
+              <w:jc w:val="left"/>
+              <w:rPr>
+                <w:rFonts w:ascii="Times New Roman" w:hAnsi="Times New Roman" w:cs="Times New Roman"/>
+                <w:lang w:val="es-EC"/>
+              </w:rPr>
+            </w:pPr>
+          </w:p>
         </w:tc>
         <w:tc>
           <w:tcPr>
@@ -439,7 +491,7 @@
           </w:tcPr>
           <w:p>
             <w:pPr>
-              <w:jc w:val="both"/>
+              <w:jc w:val="left"/>
               <w:rPr>
                 <w:rFonts w:ascii="Times New Roman" w:hAnsi="Times New Roman" w:cs="Times New Roman"/>
                 <w:b/>
@@ -459,7 +511,7 @@
           </w:p>
           <w:p>
             <w:pPr>
-              <w:jc w:val="both"/>
+              <w:jc w:val="left"/>
               <w:rPr>
                 <w:rFonts w:ascii="Times New Roman" w:hAnsi="Times New Roman" w:cs="Times New Roman"/>
                 <w:lang w:val="es-EC"/>
@@ -468,7 +520,7 @@
           </w:p>
           <w:p>
             <w:pPr>
-              <w:jc w:val="both"/>
+              <w:jc w:val="left"/>
               <w:rPr>
                 <w:rFonts w:ascii="Times New Roman" w:hAnsi="Times New Roman" w:cs="Times New Roman"/>
                 <w:lang w:val="es-EC"/>
@@ -477,7 +529,7 @@
           </w:p>
           <w:p>
             <w:pPr>
-              <w:jc w:val="both"/>
+              <w:jc w:val="left"/>
               <w:rPr>
                 <w:rFonts w:ascii="Times New Roman" w:hAnsi="Times New Roman" w:cs="Times New Roman"/>
                 <w:lang w:val="es-EC"/>
@@ -486,7 +538,7 @@
           </w:p>
           <w:p>
             <w:pPr>
-              <w:jc w:val="both"/>
+              <w:jc w:val="left"/>
               <w:rPr>
                 <w:rFonts w:ascii="Times New Roman" w:hAnsi="Times New Roman" w:cs="Times New Roman"/>
                 <w:lang w:val="es-EC"/>
@@ -505,7 +557,7 @@
           </w:tcPr>
           <w:p>
             <w:pPr>
-              <w:jc w:val="both"/>
+              <w:jc w:val="left"/>
               <w:rPr>
                 <w:rFonts w:ascii="Times New Roman" w:hAnsi="Times New Roman" w:cs="Times New Roman"/>
                 <w:lang w:val="es-EC"/>
@@ -521,7 +573,7 @@
           </w:p>
           <w:p>
             <w:pPr>
-              <w:jc w:val="both"/>
+              <w:jc w:val="left"/>
               <w:rPr>
                 <w:rFonts w:ascii="Times New Roman" w:hAnsi="Times New Roman" w:cs="Times New Roman"/>
                 <w:lang w:val="es-EC"/>
@@ -537,7 +589,7 @@
           </w:p>
           <w:p>
             <w:pPr>
-              <w:jc w:val="both"/>
+              <w:jc w:val="left"/>
               <w:rPr>
                 <w:rFonts w:ascii="Times New Roman" w:hAnsi="Times New Roman" w:cs="Times New Roman"/>
                 <w:lang w:val="es-EC"/>
@@ -553,7 +605,7 @@
           </w:p>
           <w:p>
             <w:pPr>
-              <w:jc w:val="both"/>
+              <w:jc w:val="left"/>
               <w:rPr>
                 <w:rFonts w:ascii="Times New Roman" w:hAnsi="Times New Roman" w:cs="Times New Roman"/>
                 <w:lang w:val="es-EC"/>
@@ -564,7 +616,7 @@
                 <w:rFonts w:ascii="Times New Roman" w:hAnsi="Times New Roman" w:cs="Times New Roman"/>
                 <w:lang w:val="es-EC"/>
               </w:rPr>
-              <w:t>Generado el [Fecha automática del sistema]</w:t>
+              <w:t>Fecha de generación del documento [Fecha automática del sistema]</w:t>
             </w:r>
           </w:p>
         </w:tc>
@@ -574,7 +626,7 @@
           </w:tcPr>
           <w:p>
             <w:pPr>
-              <w:jc w:val="both"/>
+              <w:jc w:val="left"/>
               <w:rPr>
                 <w:rFonts w:ascii="Times New Roman" w:hAnsi="Times New Roman" w:cs="Times New Roman"/>
                 <w:lang w:val="es-EC"/>
@@ -590,7 +642,7 @@
           </w:p>
           <w:p>
             <w:pPr>
-              <w:jc w:val="both"/>
+              <w:jc w:val="left"/>
               <w:rPr>
                 <w:rFonts w:ascii="Times New Roman" w:hAnsi="Times New Roman" w:cs="Times New Roman"/>
                 <w:lang w:val="es-EC"/>
@@ -606,7 +658,7 @@
           </w:p>
           <w:p>
             <w:pPr>
-              <w:jc w:val="both"/>
+              <w:jc w:val="left"/>
               <w:rPr>
                 <w:rFonts w:ascii="Times New Roman" w:hAnsi="Times New Roman" w:cs="Times New Roman"/>
                 <w:lang w:val="es-EC"/>
